--- a/Результаты 1-0й Переаттестации по Истории от 21.09.2026/Сверочная_ведомость_работа_от_21.09.2026.docx
+++ b/Результаты 1-0й Переаттестации по Истории от 21.09.2026/Сверочная_ведомость_работа_от_21.09.2026.docx
@@ -2364,6 +2364,55 @@
           <w:lang w:val="ru-RU"/>
         </w:rPr>
         <w:t>4. С учётом изложенного прошу пересмотреть результат: зачесть верно отвеченные задания (в т.ч. № 9 по России) и выставить отметку «3», признав задолженность по истории ликвидированной.</w:t>
+      </w:r>
+    </w:p>
+    <w:p/>
+    <w:p>
+      <w:r>
+        <w:rPr>
+          <w:b/>
+        </w:rPr>
+        <w:t>Примечание о сверке с фотографиями листов (10.10.2026)</w:t>
+      </w:r>
+    </w:p>
+    <w:p>
+      <w:pPr>
+        <w:pStyle w:val="a0"/>
+      </w:pPr>
+      <w:r>
+        <w:t>Состав листов подтверждён визуально по фотографиям (i.webp — Новое время, i2.webp — Россия): в листе России присутствуют только задания 1–15, 19, 21, 23, 25 (19 заданий); в листе Нового времени — задания 1–11 (11 заданий). Задания 16–18, 20, 22, 24 на листе России отсутствуют.</w:t>
+      </w:r>
+    </w:p>
+    <w:p>
+      <w:pPr>
+        <w:pStyle w:val="a0"/>
+      </w:pPr>
+      <w:r>
+        <w:t>Лист России: семь красных плюсов (№ 1, 2, 3, 5, 11, 14, 25) при сумме «8 б». Разница объясняется тем, что источник № 25 зачтён в 2 балла (6 + 2 = 8). При верном ответе на № 9 (Дежнёв, эталон — 1) сумма по России должна составлять 9 баллов.</w:t>
+      </w:r>
+    </w:p>
+    <w:p>
+      <w:pPr>
+        <w:pStyle w:val="a0"/>
+      </w:pPr>
+      <w:r>
+        <w:t>Лист Нового времени: четыре красных плюса (№ 2, 3, 4, 6) при сумме «3 б». Расхождение в 1 балл подтверждается фотографией.</w:t>
+      </w:r>
+    </w:p>
+    <w:p>
+      <w:pPr>
+        <w:pStyle w:val="a0"/>
+      </w:pPr>
+      <w:r>
+        <w:t>Итог верного подсчёта по методике школы (1 балл за верный ответ, максимум 23 б.): Россия 9 + Новое время 4 = 13/23 = 56,5 %, что выше порога «3» (40 %), применяемого в открытых источниках обеих работ.</w:t>
+      </w:r>
+    </w:p>
+    <w:p>
+      <w:pPr>
+        <w:pStyle w:val="a0"/>
+      </w:pPr>
+      <w:r>
+        <w:t>На листе России рукой записано «23 б.» — максимум школы; ни в одном опубликованном источнике (ключи Уваровой, материалы школы № 105, спецификация школы) максимум 23 не встречается.</w:t>
       </w:r>
     </w:p>
     <w:sectPr>
